--- a/data/Manual_Terralix_ERP.docx
+++ b/data/Manual_Terralix_ERP.docx
@@ -181,7 +181,7 @@
                 <w:noProof/>
                 <w:webHidden/>
               </w:rPr>
-              <w:t>3</w:t>
+              <w:t>4</w:t>
             </w:r>
             <w:r>
               <w:rPr>
@@ -249,7 +249,7 @@
                 <w:noProof/>
                 <w:webHidden/>
               </w:rPr>
-              <w:t>3</w:t>
+              <w:t>4</w:t>
             </w:r>
             <w:r>
               <w:rPr>
@@ -317,7 +317,7 @@
                 <w:noProof/>
                 <w:webHidden/>
               </w:rPr>
-              <w:t>3</w:t>
+              <w:t>4</w:t>
             </w:r>
             <w:r>
               <w:rPr>
@@ -385,7 +385,7 @@
                 <w:noProof/>
                 <w:webHidden/>
               </w:rPr>
-              <w:t>3</w:t>
+              <w:t>4</w:t>
             </w:r>
             <w:r>
               <w:rPr>
@@ -453,7 +453,7 @@
                 <w:noProof/>
                 <w:webHidden/>
               </w:rPr>
-              <w:t>3</w:t>
+              <w:t>4</w:t>
             </w:r>
             <w:r>
               <w:rPr>
@@ -521,7 +521,7 @@
                 <w:noProof/>
                 <w:webHidden/>
               </w:rPr>
-              <w:t>4</w:t>
+              <w:t>5</w:t>
             </w:r>
             <w:r>
               <w:rPr>
@@ -589,7 +589,7 @@
                 <w:noProof/>
                 <w:webHidden/>
               </w:rPr>
-              <w:t>4</w:t>
+              <w:t>5</w:t>
             </w:r>
             <w:r>
               <w:rPr>
@@ -657,7 +657,7 @@
                 <w:noProof/>
                 <w:webHidden/>
               </w:rPr>
-              <w:t>4</w:t>
+              <w:t>5</w:t>
             </w:r>
             <w:r>
               <w:rPr>
@@ -725,7 +725,7 @@
                 <w:noProof/>
                 <w:webHidden/>
               </w:rPr>
-              <w:t>4</w:t>
+              <w:t>5</w:t>
             </w:r>
             <w:r>
               <w:rPr>
@@ -793,7 +793,7 @@
                 <w:noProof/>
                 <w:webHidden/>
               </w:rPr>
-              <w:t>4</w:t>
+              <w:t>5</w:t>
             </w:r>
             <w:r>
               <w:rPr>
@@ -861,7 +861,7 @@
                 <w:noProof/>
                 <w:webHidden/>
               </w:rPr>
-              <w:t>4</w:t>
+              <w:t>5</w:t>
             </w:r>
             <w:r>
               <w:rPr>
@@ -929,7 +929,7 @@
                 <w:noProof/>
                 <w:webHidden/>
               </w:rPr>
-              <w:t>5</w:t>
+              <w:t>6</w:t>
             </w:r>
             <w:r>
               <w:rPr>
@@ -997,7 +997,7 @@
                 <w:noProof/>
                 <w:webHidden/>
               </w:rPr>
-              <w:t>5</w:t>
+              <w:t>6</w:t>
             </w:r>
             <w:r>
               <w:rPr>
@@ -1065,7 +1065,7 @@
                 <w:noProof/>
                 <w:webHidden/>
               </w:rPr>
-              <w:t>5</w:t>
+              <w:t>6</w:t>
             </w:r>
             <w:r>
               <w:rPr>
@@ -1133,7 +1133,7 @@
                 <w:noProof/>
                 <w:webHidden/>
               </w:rPr>
-              <w:t>5</w:t>
+              <w:t>6</w:t>
             </w:r>
             <w:r>
               <w:rPr>
@@ -1201,7 +1201,7 @@
                 <w:noProof/>
                 <w:webHidden/>
               </w:rPr>
-              <w:t>5</w:t>
+              <w:t>6</w:t>
             </w:r>
             <w:r>
               <w:rPr>
@@ -1269,7 +1269,7 @@
                 <w:noProof/>
                 <w:webHidden/>
               </w:rPr>
-              <w:t>5</w:t>
+              <w:t>6</w:t>
             </w:r>
             <w:r>
               <w:rPr>
@@ -1337,7 +1337,7 @@
                 <w:noProof/>
                 <w:webHidden/>
               </w:rPr>
-              <w:t>6</w:t>
+              <w:t>7</w:t>
             </w:r>
             <w:r>
               <w:rPr>
@@ -1405,7 +1405,7 @@
                 <w:noProof/>
                 <w:webHidden/>
               </w:rPr>
-              <w:t>6</w:t>
+              <w:t>7</w:t>
             </w:r>
             <w:r>
               <w:rPr>
@@ -1473,7 +1473,7 @@
                 <w:noProof/>
                 <w:webHidden/>
               </w:rPr>
-              <w:t>6</w:t>
+              <w:t>7</w:t>
             </w:r>
             <w:r>
               <w:rPr>
@@ -1541,7 +1541,7 @@
                 <w:noProof/>
                 <w:webHidden/>
               </w:rPr>
-              <w:t>6</w:t>
+              <w:t>7</w:t>
             </w:r>
             <w:r>
               <w:rPr>
@@ -1609,7 +1609,7 @@
                 <w:noProof/>
                 <w:webHidden/>
               </w:rPr>
-              <w:t>7</w:t>
+              <w:t>8</w:t>
             </w:r>
             <w:r>
               <w:rPr>
@@ -1677,7 +1677,7 @@
                 <w:noProof/>
                 <w:webHidden/>
               </w:rPr>
-              <w:t>7</w:t>
+              <w:t>8</w:t>
             </w:r>
             <w:r>
               <w:rPr>
@@ -1745,7 +1745,7 @@
                 <w:noProof/>
                 <w:webHidden/>
               </w:rPr>
-              <w:t>7</w:t>
+              <w:t>8</w:t>
             </w:r>
             <w:r>
               <w:rPr>
@@ -1813,7 +1813,7 @@
                 <w:noProof/>
                 <w:webHidden/>
               </w:rPr>
-              <w:t>7</w:t>
+              <w:t>8</w:t>
             </w:r>
             <w:r>
               <w:rPr>
@@ -1881,7 +1881,7 @@
                 <w:noProof/>
                 <w:webHidden/>
               </w:rPr>
-              <w:t>7</w:t>
+              <w:t>8</w:t>
             </w:r>
             <w:r>
               <w:rPr>
@@ -1949,7 +1949,7 @@
                 <w:noProof/>
                 <w:webHidden/>
               </w:rPr>
-              <w:t>7</w:t>
+              <w:t>8</w:t>
             </w:r>
             <w:r>
               <w:rPr>
@@ -2017,7 +2017,7 @@
                 <w:noProof/>
                 <w:webHidden/>
               </w:rPr>
-              <w:t>8</w:t>
+              <w:t>9</w:t>
             </w:r>
             <w:r>
               <w:rPr>
@@ -2085,7 +2085,7 @@
                 <w:noProof/>
                 <w:webHidden/>
               </w:rPr>
-              <w:t>9</w:t>
+              <w:t>10</w:t>
             </w:r>
             <w:r>
               <w:rPr>
@@ -2153,7 +2153,7 @@
                 <w:noProof/>
                 <w:webHidden/>
               </w:rPr>
-              <w:t>9</w:t>
+              <w:t>10</w:t>
             </w:r>
             <w:r>
               <w:rPr>
@@ -2221,7 +2221,7 @@
                 <w:noProof/>
                 <w:webHidden/>
               </w:rPr>
-              <w:t>9</w:t>
+              <w:t>10</w:t>
             </w:r>
             <w:r>
               <w:rPr>
@@ -2289,7 +2289,7 @@
                 <w:noProof/>
                 <w:webHidden/>
               </w:rPr>
-              <w:t>10</w:t>
+              <w:t>11</w:t>
             </w:r>
             <w:r>
               <w:rPr>
